--- a/Science_Teesside/Teaching_Packs/GROW/lessons/W3A/GROW_W3A_Friction_Teacher.docx
+++ b/Science_Teesside/Teaching_Packs/GROW/lessons/W3A/GROW_W3A_Friction_Teacher.docx
@@ -5,6 +5,11 @@
     <w:p>
       <w:pPr>
         <w:pStyle w:val="Kicker"/>
+        <w:shd w:val="clear" w:fill="EDF5F0"/>
+        <w:pBdr>
+          <w:left w:val="single" w:sz="16" w:color="28675C" w:space="5"/>
+        </w:pBdr>
+        <w:ind w:left="91"/>
       </w:pPr>
       <w:r>
         <w:t>TEACHER GUIDANCE / ANSWERS SEPARATE</w:t>
@@ -29,9 +34,9 @@
     <w:p>
       <w:pPr>
         <w:pStyle w:val="Callout"/>
-        <w:shd w:fill="F7F4EC"/>
+        <w:shd w:fill="EDF5F0" w:val="clear"/>
         <w:pBdr>
-          <w:left w:val="single" w:sz="18" w:space="8" w:color="28675C"/>
+          <w:left w:val="single" w:sz="20" w:color="28675C" w:space="7"/>
         </w:pBdr>
       </w:pPr>
       <w:r>
@@ -61,30 +66,30 @@
     </w:p>
     <w:tbl>
       <w:tblPr>
-        <w:jc w:val="left"/>
         <w:tblLayout w:type="fixed"/>
         <w:tblLook w:firstColumn="1" w:firstRow="1" w:lastColumn="0" w:lastRow="0" w:noHBand="0" w:noVBand="1" w:val="04A0"/>
         <w:tblW w:w="9866" w:type="dxa"/>
+        <w:jc w:val="left"/>
         <w:tblInd w:w="120" w:type="dxa"/>
         <w:tblCellMar>
-          <w:top w:w="100" w:type="dxa"/>
-          <w:left w:w="100" w:type="dxa"/>
-          <w:bottom w:w="100" w:type="dxa"/>
-          <w:right w:w="100" w:type="dxa"/>
+          <w:top w:w="90" w:type="dxa"/>
+          <w:left w:w="120" w:type="dxa"/>
+          <w:bottom w:w="90" w:type="dxa"/>
+          <w:right w:w="120" w:type="dxa"/>
         </w:tblCellMar>
         <w:tblBorders>
-          <w:top w:val="single" w:sz="4" w:color="ACBBB7"/>
-          <w:left w:val="single" w:sz="4" w:color="ACBBB7"/>
-          <w:bottom w:val="single" w:sz="4" w:color="ACBBB7"/>
-          <w:right w:val="single" w:sz="4" w:color="ACBBB7"/>
-          <w:insideH w:val="single" w:sz="4" w:color="ACBBB7"/>
-          <w:insideV w:val="single" w:sz="4" w:color="ACBBB7"/>
+          <w:top w:val="single" w:sz="4" w:color="B7CEC3"/>
+          <w:left w:val="single" w:sz="4" w:color="B7CEC3"/>
+          <w:bottom w:val="single" w:sz="4" w:color="B7CEC3"/>
+          <w:right w:val="single" w:sz="4" w:color="B7CEC3"/>
+          <w:insideH w:val="single" w:sz="4" w:color="B7CEC3"/>
+          <w:insideV w:val="single" w:sz="4" w:color="B7CEC3"/>
         </w:tblBorders>
       </w:tblPr>
       <w:tblGrid>
-        <w:gridCol w:w="2861"/>
-        <w:gridCol w:w="887"/>
-        <w:gridCol w:w="6118"/>
+        <w:gridCol w:w="2550"/>
+        <w:gridCol w:w="1000"/>
+        <w:gridCol w:w="6316"/>
       </w:tblGrid>
       <w:tr>
         <w:trPr>
@@ -94,17 +99,18 @@
         <w:tc>
           <w:tcPr>
             <w:vAlign w:val="center"/>
-            <w:tcW w:w="2861" w:type="dxa"/>
-            <w:shd w:fill="F7F4EC"/>
+            <w:tcW w:w="2550" w:type="dxa"/>
+            <w:shd w:fill="28675C" w:val="clear"/>
           </w:tcPr>
           <w:p>
             <w:pPr>
-              <w:spacing w:after="20" w:before="20"/>
+              <w:spacing w:after="60" w:before="0" w:line="257" w:lineRule="auto"/>
             </w:pPr>
             <w:r>
               <w:rPr>
+                <w:rFonts w:ascii="Arial" w:hAnsi="Arial"/>
                 <w:b/>
-                <w:color w:val="173348"/>
+                <w:color w:val="FFFFFF"/>
                 <w:sz w:val="21"/>
               </w:rPr>
               <w:t>Elapsed / source stage</w:t>
@@ -114,17 +120,18 @@
         <w:tc>
           <w:tcPr>
             <w:vAlign w:val="center"/>
-            <w:tcW w:w="887" w:type="dxa"/>
-            <w:shd w:fill="F7F4EC"/>
+            <w:tcW w:w="1000" w:type="dxa"/>
+            <w:shd w:fill="28675C" w:val="clear"/>
           </w:tcPr>
           <w:p>
             <w:pPr>
-              <w:spacing w:after="20" w:before="20"/>
+              <w:spacing w:after="60" w:before="0" w:line="257" w:lineRule="auto"/>
             </w:pPr>
             <w:r>
               <w:rPr>
+                <w:rFonts w:ascii="Arial" w:hAnsi="Arial"/>
                 <w:b/>
-                <w:color w:val="173348"/>
+                <w:color w:val="FFFFFF"/>
                 <w:sz w:val="21"/>
               </w:rPr>
               <w:t>Mins</w:t>
@@ -134,17 +141,18 @@
         <w:tc>
           <w:tcPr>
             <w:vAlign w:val="center"/>
-            <w:tcW w:w="6118" w:type="dxa"/>
-            <w:shd w:fill="F7F4EC"/>
+            <w:tcW w:w="6316" w:type="dxa"/>
+            <w:shd w:fill="28675C" w:val="clear"/>
           </w:tcPr>
           <w:p>
             <w:pPr>
-              <w:spacing w:after="20" w:before="20"/>
+              <w:spacing w:after="60" w:before="0" w:line="257" w:lineRule="auto"/>
             </w:pPr>
             <w:r>
               <w:rPr>
+                <w:rFonts w:ascii="Arial" w:hAnsi="Arial"/>
                 <w:b/>
-                <w:color w:val="173348"/>
+                <w:color w:val="FFFFFF"/>
                 <w:sz w:val="21"/>
               </w:rPr>
               <w:t>Teaching action</w:t>
@@ -159,14 +167,18 @@
         <w:tc>
           <w:tcPr>
             <w:vAlign w:val="center"/>
-            <w:tcW w:w="2861" w:type="dxa"/>
+            <w:tcW w:w="2550" w:type="dxa"/>
+            <w:shd w:val="clear" w:fill="EDF5F0"/>
           </w:tcPr>
           <w:p>
             <w:pPr>
-              <w:spacing w:after="20" w:before="20"/>
+              <w:spacing w:after="60" w:before="0" w:line="257" w:lineRule="auto"/>
             </w:pPr>
             <w:r>
               <w:rPr>
+                <w:rFonts w:ascii="Arial" w:hAnsi="Arial"/>
+                <w:b w:val="0"/>
+                <w:color w:val="243943"/>
                 <w:sz w:val="21"/>
               </w:rPr>
               <w:t>00–01 · Title</w:t>
@@ -176,14 +188,18 @@
         <w:tc>
           <w:tcPr>
             <w:vAlign w:val="center"/>
-            <w:tcW w:w="887" w:type="dxa"/>
+            <w:tcW w:w="1000" w:type="dxa"/>
+            <w:shd w:val="clear" w:fill="EDF5F0"/>
           </w:tcPr>
           <w:p>
             <w:pPr>
-              <w:spacing w:after="20" w:before="20"/>
+              <w:spacing w:after="60" w:before="0" w:line="257" w:lineRule="auto"/>
             </w:pPr>
             <w:r>
               <w:rPr>
+                <w:rFonts w:ascii="Arial" w:hAnsi="Arial"/>
+                <w:b w:val="0"/>
+                <w:color w:val="243943"/>
                 <w:sz w:val="21"/>
               </w:rPr>
               <w:t>1</w:t>
@@ -193,14 +209,18 @@
         <w:tc>
           <w:tcPr>
             <w:vAlign w:val="center"/>
-            <w:tcW w:w="6118" w:type="dxa"/>
+            <w:tcW w:w="6316" w:type="dxa"/>
+            <w:shd w:val="clear" w:fill="EDF5F0"/>
           </w:tcPr>
           <w:p>
             <w:pPr>
-              <w:spacing w:after="20" w:before="20"/>
+              <w:spacing w:after="60" w:before="0" w:line="257" w:lineRule="auto"/>
             </w:pPr>
             <w:r>
               <w:rPr>
+                <w:rFonts w:ascii="Arial" w:hAnsi="Arial"/>
+                <w:b w:val="0"/>
+                <w:color w:val="243943"/>
                 <w:sz w:val="21"/>
               </w:rPr>
               <w:t>Name the objective; settle the room.</w:t>
@@ -215,14 +235,18 @@
         <w:tc>
           <w:tcPr>
             <w:vAlign w:val="center"/>
-            <w:tcW w:w="2861" w:type="dxa"/>
+            <w:tcW w:w="2550" w:type="dxa"/>
+            <w:shd w:val="clear" w:fill="FFFFFF"/>
           </w:tcPr>
           <w:p>
             <w:pPr>
-              <w:spacing w:after="20" w:before="20"/>
+              <w:spacing w:after="60" w:before="0" w:line="257" w:lineRule="auto"/>
             </w:pPr>
             <w:r>
               <w:rPr>
+                <w:rFonts w:ascii="Arial" w:hAnsi="Arial"/>
+                <w:b w:val="0"/>
+                <w:color w:val="243943"/>
                 <w:sz w:val="21"/>
               </w:rPr>
               <w:t>01–05 · Arrival Task</w:t>
@@ -232,14 +256,18 @@
         <w:tc>
           <w:tcPr>
             <w:vAlign w:val="center"/>
-            <w:tcW w:w="887" w:type="dxa"/>
+            <w:tcW w:w="1000" w:type="dxa"/>
+            <w:shd w:val="clear" w:fill="FFFFFF"/>
           </w:tcPr>
           <w:p>
             <w:pPr>
-              <w:spacing w:after="20" w:before="20"/>
+              <w:spacing w:after="60" w:before="0" w:line="257" w:lineRule="auto"/>
             </w:pPr>
             <w:r>
               <w:rPr>
+                <w:rFonts w:ascii="Arial" w:hAnsi="Arial"/>
+                <w:b w:val="0"/>
+                <w:color w:val="243943"/>
                 <w:sz w:val="21"/>
               </w:rPr>
               <w:t>4</w:t>
@@ -249,14 +277,18 @@
         <w:tc>
           <w:tcPr>
             <w:vAlign w:val="center"/>
-            <w:tcW w:w="6118" w:type="dxa"/>
+            <w:tcW w:w="6316" w:type="dxa"/>
+            <w:shd w:val="clear" w:fill="FFFFFF"/>
           </w:tcPr>
           <w:p>
             <w:pPr>
-              <w:spacing w:after="20" w:before="20"/>
+              <w:spacing w:after="60" w:before="0" w:line="257" w:lineRule="auto"/>
             </w:pPr>
             <w:r>
               <w:rPr>
+                <w:rFonts w:ascii="Arial" w:hAnsi="Arial"/>
+                <w:b w:val="0"/>
+                <w:color w:val="243943"/>
                 <w:sz w:val="21"/>
               </w:rPr>
               <w:t>Optional hand rubbing; choose supported, standard or stretch response.</w:t>
@@ -271,14 +303,18 @@
         <w:tc>
           <w:tcPr>
             <w:vAlign w:val="center"/>
-            <w:tcW w:w="2861" w:type="dxa"/>
+            <w:tcW w:w="2550" w:type="dxa"/>
+            <w:shd w:val="clear" w:fill="EDF5F0"/>
           </w:tcPr>
           <w:p>
             <w:pPr>
-              <w:spacing w:after="20" w:before="20"/>
+              <w:spacing w:after="60" w:before="0" w:line="257" w:lineRule="auto"/>
             </w:pPr>
             <w:r>
               <w:rPr>
+                <w:rFonts w:ascii="Arial" w:hAnsi="Arial"/>
+                <w:b w:val="0"/>
+                <w:color w:val="243943"/>
                 <w:sz w:val="21"/>
               </w:rPr>
               <w:t>05–07 · Today at a Glance</w:t>
@@ -288,14 +324,18 @@
         <w:tc>
           <w:tcPr>
             <w:vAlign w:val="center"/>
-            <w:tcW w:w="887" w:type="dxa"/>
+            <w:tcW w:w="1000" w:type="dxa"/>
+            <w:shd w:val="clear" w:fill="EDF5F0"/>
           </w:tcPr>
           <w:p>
             <w:pPr>
-              <w:spacing w:after="20" w:before="20"/>
+              <w:spacing w:after="60" w:before="0" w:line="257" w:lineRule="auto"/>
             </w:pPr>
             <w:r>
               <w:rPr>
+                <w:rFonts w:ascii="Arial" w:hAnsi="Arial"/>
+                <w:b w:val="0"/>
+                <w:color w:val="243943"/>
                 <w:sz w:val="21"/>
               </w:rPr>
               <w:t>2</w:t>
@@ -305,14 +345,18 @@
         <w:tc>
           <w:tcPr>
             <w:vAlign w:val="center"/>
-            <w:tcW w:w="6118" w:type="dxa"/>
+            <w:tcW w:w="6316" w:type="dxa"/>
+            <w:shd w:val="clear" w:fill="EDF5F0"/>
           </w:tcPr>
           <w:p>
             <w:pPr>
-              <w:spacing w:after="20" w:before="20"/>
+              <w:spacing w:after="60" w:before="0" w:line="257" w:lineRule="auto"/>
             </w:pPr>
             <w:r>
               <w:rPr>
+                <w:rFonts w:ascii="Arial" w:hAnsi="Arial"/>
+                <w:b w:val="0"/>
+                <w:color w:val="243943"/>
                 <w:sz w:val="21"/>
               </w:rPr>
               <w:t>Define friction; judge the job; predict and compare surfaces.</w:t>
@@ -327,14 +371,18 @@
         <w:tc>
           <w:tcPr>
             <w:vAlign w:val="center"/>
-            <w:tcW w:w="2861" w:type="dxa"/>
+            <w:tcW w:w="2550" w:type="dxa"/>
+            <w:shd w:val="clear" w:fill="FFFFFF"/>
           </w:tcPr>
           <w:p>
             <w:pPr>
-              <w:spacing w:after="20" w:before="20"/>
+              <w:spacing w:after="60" w:before="0" w:line="257" w:lineRule="auto"/>
             </w:pPr>
             <w:r>
               <w:rPr>
+                <w:rFonts w:ascii="Arial" w:hAnsi="Arial"/>
+                <w:b w:val="0"/>
+                <w:color w:val="243943"/>
                 <w:sz w:val="21"/>
               </w:rPr>
               <w:t>07–16 · I Do 1</w:t>
@@ -344,14 +392,18 @@
         <w:tc>
           <w:tcPr>
             <w:vAlign w:val="center"/>
-            <w:tcW w:w="887" w:type="dxa"/>
+            <w:tcW w:w="1000" w:type="dxa"/>
+            <w:shd w:val="clear" w:fill="FFFFFF"/>
           </w:tcPr>
           <w:p>
             <w:pPr>
-              <w:spacing w:after="20" w:before="20"/>
+              <w:spacing w:after="60" w:before="0" w:line="257" w:lineRule="auto"/>
             </w:pPr>
             <w:r>
               <w:rPr>
+                <w:rFonts w:ascii="Arial" w:hAnsi="Arial"/>
+                <w:b w:val="0"/>
+                <w:color w:val="243943"/>
                 <w:sz w:val="21"/>
               </w:rPr>
               <w:t>9</w:t>
@@ -361,14 +413,18 @@
         <w:tc>
           <w:tcPr>
             <w:vAlign w:val="center"/>
-            <w:tcW w:w="6118" w:type="dxa"/>
+            <w:tcW w:w="6316" w:type="dxa"/>
+            <w:shd w:val="clear" w:fill="FFFFFF"/>
           </w:tcPr>
           <w:p>
             <w:pPr>
-              <w:spacing w:after="20" w:before="20"/>
+              <w:spacing w:after="60" w:before="0" w:line="257" w:lineRule="auto"/>
             </w:pPr>
             <w:r>
               <w:rPr>
+                <w:rFonts w:ascii="Arial" w:hAnsi="Arial"/>
+                <w:b w:val="0"/>
+                <w:color w:val="243943"/>
                 <w:sz w:val="21"/>
               </w:rPr>
               <w:t>Model same release twice; change only the surface; invite prediction and observation.</w:t>
@@ -383,14 +439,18 @@
         <w:tc>
           <w:tcPr>
             <w:vAlign w:val="center"/>
-            <w:tcW w:w="2861" w:type="dxa"/>
+            <w:tcW w:w="2550" w:type="dxa"/>
+            <w:shd w:val="clear" w:fill="EDF5F0"/>
           </w:tcPr>
           <w:p>
             <w:pPr>
-              <w:spacing w:after="20" w:before="20"/>
+              <w:spacing w:after="60" w:before="0" w:line="257" w:lineRule="auto"/>
             </w:pPr>
             <w:r>
               <w:rPr>
+                <w:rFonts w:ascii="Arial" w:hAnsi="Arial"/>
+                <w:b w:val="0"/>
+                <w:color w:val="243943"/>
                 <w:sz w:val="21"/>
               </w:rPr>
               <w:t>16–26 · We Do 1</w:t>
@@ -400,14 +460,18 @@
         <w:tc>
           <w:tcPr>
             <w:vAlign w:val="center"/>
-            <w:tcW w:w="887" w:type="dxa"/>
+            <w:tcW w:w="1000" w:type="dxa"/>
+            <w:shd w:val="clear" w:fill="EDF5F0"/>
           </w:tcPr>
           <w:p>
             <w:pPr>
-              <w:spacing w:after="20" w:before="20"/>
+              <w:spacing w:after="60" w:before="0" w:line="257" w:lineRule="auto"/>
             </w:pPr>
             <w:r>
               <w:rPr>
+                <w:rFonts w:ascii="Arial" w:hAnsi="Arial"/>
+                <w:b w:val="0"/>
+                <w:color w:val="243943"/>
                 <w:sz w:val="21"/>
               </w:rPr>
               <w:t>10</w:t>
@@ -417,14 +481,18 @@
         <w:tc>
           <w:tcPr>
             <w:vAlign w:val="center"/>
-            <w:tcW w:w="6118" w:type="dxa"/>
+            <w:tcW w:w="6316" w:type="dxa"/>
+            <w:shd w:val="clear" w:fill="EDF5F0"/>
           </w:tcPr>
           <w:p>
             <w:pPr>
-              <w:spacing w:after="20" w:before="20"/>
+              <w:spacing w:after="60" w:before="0" w:line="257" w:lineRule="auto"/>
             </w:pPr>
             <w:r>
               <w:rPr>
+                <w:rFonts w:ascii="Arial" w:hAnsi="Arial"/>
+                <w:b w:val="0"/>
+                <w:color w:val="243943"/>
                 <w:sz w:val="21"/>
               </w:rPr>
               <w:t>Start with bike brakes and engine parts. Identify contact, motion and intended job.</w:t>
@@ -439,14 +507,18 @@
         <w:tc>
           <w:tcPr>
             <w:vAlign w:val="center"/>
-            <w:tcW w:w="2861" w:type="dxa"/>
+            <w:tcW w:w="2550" w:type="dxa"/>
+            <w:shd w:val="clear" w:fill="FFFFFF"/>
           </w:tcPr>
           <w:p>
             <w:pPr>
-              <w:spacing w:after="20" w:before="20"/>
+              <w:spacing w:after="60" w:before="0" w:line="257" w:lineRule="auto"/>
             </w:pPr>
             <w:r>
               <w:rPr>
+                <w:rFonts w:ascii="Arial" w:hAnsi="Arial"/>
+                <w:b w:val="0"/>
+                <w:color w:val="243943"/>
                 <w:sz w:val="21"/>
               </w:rPr>
               <w:t>26–30 · I Do 2</w:t>
@@ -456,14 +528,18 @@
         <w:tc>
           <w:tcPr>
             <w:vAlign w:val="center"/>
-            <w:tcW w:w="887" w:type="dxa"/>
+            <w:tcW w:w="1000" w:type="dxa"/>
+            <w:shd w:val="clear" w:fill="FFFFFF"/>
           </w:tcPr>
           <w:p>
             <w:pPr>
-              <w:spacing w:after="20" w:before="20"/>
+              <w:spacing w:after="60" w:before="0" w:line="257" w:lineRule="auto"/>
             </w:pPr>
             <w:r>
               <w:rPr>
+                <w:rFonts w:ascii="Arial" w:hAnsi="Arial"/>
+                <w:b w:val="0"/>
+                <w:color w:val="243943"/>
                 <w:sz w:val="21"/>
               </w:rPr>
               <w:t>4</w:t>
@@ -473,14 +549,18 @@
         <w:tc>
           <w:tcPr>
             <w:vAlign w:val="center"/>
-            <w:tcW w:w="6118" w:type="dxa"/>
+            <w:tcW w:w="6316" w:type="dxa"/>
+            <w:shd w:val="clear" w:fill="FFFFFF"/>
           </w:tcPr>
           <w:p>
             <w:pPr>
-              <w:spacing w:after="20" w:before="20"/>
+              <w:spacing w:after="60" w:before="0" w:line="257" w:lineRule="auto"/>
             </w:pPr>
             <w:r>
               <w:rPr>
+                <w:rFonts w:ascii="Arial" w:hAnsi="Arial"/>
+                <w:b w:val="0"/>
+                <w:color w:val="243943"/>
                 <w:sz w:val="21"/>
               </w:rPr>
               <w:t>Model the helpful/unhelpful sentence; explain what counts as evidence.</w:t>
@@ -495,14 +575,18 @@
         <w:tc>
           <w:tcPr>
             <w:vAlign w:val="center"/>
-            <w:tcW w:w="2861" w:type="dxa"/>
+            <w:tcW w:w="2550" w:type="dxa"/>
+            <w:shd w:val="clear" w:fill="EDF5F0"/>
           </w:tcPr>
           <w:p>
             <w:pPr>
-              <w:spacing w:after="20" w:before="20"/>
+              <w:spacing w:after="60" w:before="0" w:line="257" w:lineRule="auto"/>
             </w:pPr>
             <w:r>
               <w:rPr>
+                <w:rFonts w:ascii="Arial" w:hAnsi="Arial"/>
+                <w:b w:val="0"/>
+                <w:color w:val="243943"/>
                 <w:sz w:val="21"/>
               </w:rPr>
               <w:t>30–40 · We Do 2</w:t>
@@ -512,14 +596,18 @@
         <w:tc>
           <w:tcPr>
             <w:vAlign w:val="center"/>
-            <w:tcW w:w="887" w:type="dxa"/>
+            <w:tcW w:w="1000" w:type="dxa"/>
+            <w:shd w:val="clear" w:fill="EDF5F0"/>
           </w:tcPr>
           <w:p>
             <w:pPr>
-              <w:spacing w:after="20" w:before="20"/>
+              <w:spacing w:after="60" w:before="0" w:line="257" w:lineRule="auto"/>
             </w:pPr>
             <w:r>
               <w:rPr>
+                <w:rFonts w:ascii="Arial" w:hAnsi="Arial"/>
+                <w:b w:val="0"/>
+                <w:color w:val="243943"/>
                 <w:sz w:val="21"/>
               </w:rPr>
               <w:t>10</w:t>
@@ -529,14 +617,18 @@
         <w:tc>
           <w:tcPr>
             <w:vAlign w:val="center"/>
-            <w:tcW w:w="6118" w:type="dxa"/>
+            <w:tcW w:w="6316" w:type="dxa"/>
+            <w:shd w:val="clear" w:fill="EDF5F0"/>
           </w:tcPr>
           <w:p>
             <w:pPr>
-              <w:spacing w:after="20" w:before="20"/>
+              <w:spacing w:after="60" w:before="0" w:line="257" w:lineRule="auto"/>
             </w:pPr>
             <w:r>
               <w:rPr>
+                <w:rFonts w:ascii="Arial" w:hAnsi="Arial"/>
+                <w:b w:val="0"/>
+                <w:color w:val="243943"/>
                 <w:sz w:val="21"/>
               </w:rPr>
               <w:t>Sort five claims, justify a choice, challenge a changed case; label/save and stop.</w:t>
@@ -570,6 +662,11 @@
       <w:pPr>
         <w:pStyle w:val="Kicker"/>
         <w:pageBreakBefore/>
+        <w:shd w:val="clear" w:fill="EDF5F0"/>
+        <w:pBdr>
+          <w:left w:val="single" w:sz="16" w:color="28675C" w:space="5"/>
+        </w:pBdr>
+        <w:ind w:left="91"/>
       </w:pPr>
       <w:r>
         <w:t>TEACHER GUIDANCE / BEFORE THE LESSON</w:t>
@@ -662,6 +759,11 @@
       <w:pPr>
         <w:pStyle w:val="Kicker"/>
         <w:pageBreakBefore/>
+        <w:shd w:val="clear" w:fill="EDF5F0"/>
+        <w:pBdr>
+          <w:left w:val="single" w:sz="16" w:color="28675C" w:space="5"/>
+        </w:pBdr>
+        <w:ind w:left="91"/>
       </w:pPr>
       <w:r>
         <w:t>TEACHER ANSWERS / ARRIVAL AND EXAMPLES</w:t>
@@ -711,24 +813,24 @@
     </w:p>
     <w:tbl>
       <w:tblPr>
-        <w:jc w:val="left"/>
         <w:tblLayout w:type="fixed"/>
         <w:tblLook w:firstColumn="1" w:firstRow="1" w:lastColumn="0" w:lastRow="0" w:noHBand="0" w:noVBand="1" w:val="04A0"/>
         <w:tblW w:w="9866" w:type="dxa"/>
+        <w:jc w:val="left"/>
         <w:tblInd w:w="120" w:type="dxa"/>
         <w:tblCellMar>
-          <w:top w:w="100" w:type="dxa"/>
-          <w:left w:w="100" w:type="dxa"/>
-          <w:bottom w:w="100" w:type="dxa"/>
-          <w:right w:w="100" w:type="dxa"/>
+          <w:top w:w="90" w:type="dxa"/>
+          <w:left w:w="120" w:type="dxa"/>
+          <w:bottom w:w="90" w:type="dxa"/>
+          <w:right w:w="120" w:type="dxa"/>
         </w:tblCellMar>
         <w:tblBorders>
-          <w:top w:val="single" w:sz="4" w:color="ACBBB7"/>
-          <w:left w:val="single" w:sz="4" w:color="ACBBB7"/>
-          <w:bottom w:val="single" w:sz="4" w:color="ACBBB7"/>
-          <w:right w:val="single" w:sz="4" w:color="ACBBB7"/>
-          <w:insideH w:val="single" w:sz="4" w:color="ACBBB7"/>
-          <w:insideV w:val="single" w:sz="4" w:color="ACBBB7"/>
+          <w:top w:val="single" w:sz="4" w:color="B7CEC3"/>
+          <w:left w:val="single" w:sz="4" w:color="B7CEC3"/>
+          <w:bottom w:val="single" w:sz="4" w:color="B7CEC3"/>
+          <w:right w:val="single" w:sz="4" w:color="B7CEC3"/>
+          <w:insideH w:val="single" w:sz="4" w:color="B7CEC3"/>
+          <w:insideV w:val="single" w:sz="4" w:color="B7CEC3"/>
         </w:tblBorders>
       </w:tblPr>
       <w:tblGrid>
@@ -744,17 +846,18 @@
           <w:tcPr>
             <w:vAlign w:val="center"/>
             <w:tcW w:w="2663" w:type="dxa"/>
-            <w:shd w:fill="F7F4EC"/>
+            <w:shd w:fill="28675C" w:val="clear"/>
           </w:tcPr>
           <w:p>
             <w:pPr>
-              <w:spacing w:after="20" w:before="20"/>
+              <w:spacing w:after="60" w:before="0" w:line="257" w:lineRule="auto"/>
             </w:pPr>
             <w:r>
               <w:rPr>
+                <w:rFonts w:ascii="Arial" w:hAnsi="Arial"/>
                 <w:b/>
-                <w:color w:val="173348"/>
-                <w:sz w:val="22"/>
+                <w:color w:val="FFFFFF"/>
+                <w:sz w:val="21"/>
               </w:rPr>
               <w:t>Situation</w:t>
             </w:r>
@@ -764,17 +867,18 @@
           <w:tcPr>
             <w:vAlign w:val="center"/>
             <w:tcW w:w="7203" w:type="dxa"/>
-            <w:shd w:fill="F7F4EC"/>
+            <w:shd w:fill="28675C" w:val="clear"/>
           </w:tcPr>
           <w:p>
             <w:pPr>
-              <w:spacing w:after="20" w:before="20"/>
+              <w:spacing w:after="60" w:before="0" w:line="257" w:lineRule="auto"/>
             </w:pPr>
             <w:r>
               <w:rPr>
+                <w:rFonts w:ascii="Arial" w:hAnsi="Arial"/>
                 <w:b/>
-                <w:color w:val="173348"/>
-                <w:sz w:val="22"/>
+                <w:color w:val="FFFFFF"/>
+                <w:sz w:val="21"/>
               </w:rPr>
               <w:t>Expected reasoning</w:t>
             </w:r>
@@ -789,14 +893,18 @@
           <w:tcPr>
             <w:vAlign w:val="center"/>
             <w:tcW w:w="2663" w:type="dxa"/>
+            <w:shd w:val="clear" w:fill="EDF5F0"/>
           </w:tcPr>
           <w:p>
             <w:pPr>
-              <w:spacing w:after="20" w:before="20"/>
+              <w:spacing w:after="60" w:before="0" w:line="257" w:lineRule="auto"/>
             </w:pPr>
             <w:r>
               <w:rPr>
-                <w:sz w:val="22"/>
+                <w:rFonts w:ascii="Arial" w:hAnsi="Arial"/>
+                <w:b w:val="0"/>
+                <w:color w:val="243943"/>
+                <w:sz w:val="21"/>
               </w:rPr>
               <w:t>Bike brakes</w:t>
             </w:r>
@@ -806,14 +914,18 @@
           <w:tcPr>
             <w:vAlign w:val="center"/>
             <w:tcW w:w="7203" w:type="dxa"/>
+            <w:shd w:val="clear" w:fill="EDF5F0"/>
           </w:tcPr>
           <w:p>
             <w:pPr>
-              <w:spacing w:after="20" w:before="20"/>
+              <w:spacing w:after="60" w:before="0" w:line="257" w:lineRule="auto"/>
             </w:pPr>
             <w:r>
               <w:rPr>
-                <w:sz w:val="22"/>
+                <w:rFonts w:ascii="Arial" w:hAnsi="Arial"/>
+                <w:b w:val="0"/>
+                <w:color w:val="243943"/>
+                <w:sz w:val="21"/>
               </w:rPr>
               <w:t>Helpful for slowing: pad–wheel contact resists relative sliding and slows the wheel. In a real stop, tyre–road grip also matters.</w:t>
             </w:r>
@@ -828,14 +940,18 @@
           <w:tcPr>
             <w:vAlign w:val="center"/>
             <w:tcW w:w="2663" w:type="dxa"/>
+            <w:shd w:val="clear" w:fill="FFFFFF"/>
           </w:tcPr>
           <w:p>
             <w:pPr>
-              <w:spacing w:after="20" w:before="20"/>
+              <w:spacing w:after="60" w:before="0" w:line="257" w:lineRule="auto"/>
             </w:pPr>
             <w:r>
               <w:rPr>
-                <w:sz w:val="22"/>
+                <w:rFonts w:ascii="Arial" w:hAnsi="Arial"/>
+                <w:b w:val="0"/>
+                <w:color w:val="243943"/>
+                <w:sz w:val="21"/>
               </w:rPr>
               <w:t>Trainers on a wet floor</w:t>
             </w:r>
@@ -845,14 +961,18 @@
           <w:tcPr>
             <w:vAlign w:val="center"/>
             <w:tcW w:w="7203" w:type="dxa"/>
+            <w:shd w:val="clear" w:fill="FFFFFF"/>
           </w:tcPr>
           <w:p>
             <w:pPr>
-              <w:spacing w:after="20" w:before="20"/>
+              <w:spacing w:after="60" w:before="0" w:line="257" w:lineRule="auto"/>
             </w:pPr>
             <w:r>
               <w:rPr>
-                <w:sz w:val="22"/>
+                <w:rFonts w:ascii="Arial" w:hAnsi="Arial"/>
+                <w:b w:val="0"/>
+                <w:color w:val="243943"/>
+                <w:sz w:val="21"/>
               </w:rPr>
               <w:t>Shoe–floor friction is helpful for resisting a slip. Water can reduce grip; wet floors are not safe practice surfaces. Do not test this by sliding.</w:t>
             </w:r>
@@ -867,14 +987,18 @@
           <w:tcPr>
             <w:vAlign w:val="center"/>
             <w:tcW w:w="2663" w:type="dxa"/>
+            <w:shd w:val="clear" w:fill="EDF5F0"/>
           </w:tcPr>
           <w:p>
             <w:pPr>
-              <w:spacing w:after="20" w:before="20"/>
+              <w:spacing w:after="60" w:before="0" w:line="257" w:lineRule="auto"/>
             </w:pPr>
             <w:r>
               <w:rPr>
-                <w:sz w:val="22"/>
+                <w:rFonts w:ascii="Arial" w:hAnsi="Arial"/>
+                <w:b w:val="0"/>
+                <w:color w:val="243943"/>
+                <w:sz w:val="21"/>
               </w:rPr>
               <w:t>Engine parts rubbing</w:t>
             </w:r>
@@ -884,14 +1008,18 @@
           <w:tcPr>
             <w:vAlign w:val="center"/>
             <w:tcW w:w="7203" w:type="dxa"/>
+            <w:shd w:val="clear" w:fill="EDF5F0"/>
           </w:tcPr>
           <w:p>
             <w:pPr>
-              <w:spacing w:after="20" w:before="20"/>
+              <w:spacing w:after="60" w:before="0" w:line="257" w:lineRule="auto"/>
             </w:pPr>
             <w:r>
               <w:rPr>
-                <w:sz w:val="22"/>
+                <w:rFonts w:ascii="Arial" w:hAnsi="Arial"/>
+                <w:b w:val="0"/>
+                <w:color w:val="243943"/>
+                <w:sz w:val="21"/>
               </w:rPr>
               <w:t>Unhelpful where unwanted contact causes wear or transfers energy to heating. Judge the particular parts/job, not every friction contact in a machine.</w:t>
             </w:r>
@@ -906,14 +1034,18 @@
           <w:tcPr>
             <w:vAlign w:val="center"/>
             <w:tcW w:w="2663" w:type="dxa"/>
+            <w:shd w:val="clear" w:fill="FFFFFF"/>
           </w:tcPr>
           <w:p>
             <w:pPr>
-              <w:spacing w:after="20" w:before="20"/>
+              <w:spacing w:after="60" w:before="0" w:line="257" w:lineRule="auto"/>
             </w:pPr>
             <w:r>
               <w:rPr>
-                <w:sz w:val="22"/>
+                <w:rFonts w:ascii="Arial" w:hAnsi="Arial"/>
+                <w:b w:val="0"/>
+                <w:color w:val="243943"/>
+                <w:sz w:val="21"/>
               </w:rPr>
               <w:t>Heavy box across carpet</w:t>
             </w:r>
@@ -923,14 +1055,18 @@
           <w:tcPr>
             <w:vAlign w:val="center"/>
             <w:tcW w:w="7203" w:type="dxa"/>
+            <w:shd w:val="clear" w:fill="FFFFFF"/>
           </w:tcPr>
           <w:p>
             <w:pPr>
-              <w:spacing w:after="20" w:before="20"/>
+              <w:spacing w:after="60" w:before="0" w:line="257" w:lineRule="auto"/>
             </w:pPr>
             <w:r>
               <w:rPr>
-                <w:sz w:val="22"/>
+                <w:rFonts w:ascii="Arial" w:hAnsi="Arial"/>
+                <w:b w:val="0"/>
+                <w:color w:val="243943"/>
+                <w:sz w:val="21"/>
               </w:rPr>
               <w:t>Unhelpful when the intended job is to slide the box: box–carpet resistance makes it harder. It may be helpful if the job is to keep the box still.</w:t>
             </w:r>
@@ -945,14 +1081,18 @@
           <w:tcPr>
             <w:vAlign w:val="center"/>
             <w:tcW w:w="2663" w:type="dxa"/>
+            <w:shd w:val="clear" w:fill="EDF5F0"/>
           </w:tcPr>
           <w:p>
             <w:pPr>
-              <w:spacing w:after="20" w:before="20"/>
+              <w:spacing w:after="60" w:before="0" w:line="257" w:lineRule="auto"/>
             </w:pPr>
             <w:r>
               <w:rPr>
-                <w:sz w:val="22"/>
+                <w:rFonts w:ascii="Arial" w:hAnsi="Arial"/>
+                <w:b w:val="0"/>
+                <w:color w:val="243943"/>
+                <w:sz w:val="21"/>
               </w:rPr>
               <w:t>A door handle</w:t>
             </w:r>
@@ -962,14 +1102,18 @@
           <w:tcPr>
             <w:vAlign w:val="center"/>
             <w:tcW w:w="7203" w:type="dxa"/>
+            <w:shd w:val="clear" w:fill="EDF5F0"/>
           </w:tcPr>
           <w:p>
             <w:pPr>
-              <w:spacing w:after="20" w:before="20"/>
+              <w:spacing w:after="60" w:before="0" w:line="257" w:lineRule="auto"/>
             </w:pPr>
             <w:r>
               <w:rPr>
-                <w:sz w:val="22"/>
+                <w:rFonts w:ascii="Arial" w:hAnsi="Arial"/>
+                <w:b w:val="0"/>
+                <w:color w:val="243943"/>
+                <w:sz w:val="21"/>
               </w:rPr>
               <w:t>Helpful: hand–handle friction provides grip, allowing the handle to be turned. Identify the hand, not just “the handle”.</w:t>
             </w:r>
@@ -988,9 +1132,9 @@
     <w:p>
       <w:pPr>
         <w:pStyle w:val="Callout"/>
-        <w:shd w:fill="F7F4EC"/>
+        <w:shd w:fill="EDF5F0" w:val="clear"/>
         <w:pBdr>
-          <w:left w:val="single" w:sz="18" w:space="8" w:color="28675C"/>
+          <w:left w:val="single" w:sz="20" w:color="28675C" w:space="7"/>
         </w:pBdr>
       </w:pPr>
       <w:r>
@@ -1009,6 +1153,11 @@
       <w:pPr>
         <w:pStyle w:val="Kicker"/>
         <w:pageBreakBefore/>
+        <w:shd w:val="clear" w:fill="EDF5F0"/>
+        <w:pBdr>
+          <w:left w:val="single" w:sz="16" w:color="28675C" w:space="5"/>
+        </w:pBdr>
+        <w:ind w:left="91"/>
       </w:pPr>
       <w:r>
         <w:t>TEACHER ANSWERS / CLAIMS AND RESPONSE ROUTES</w:t>
@@ -1032,24 +1181,24 @@
     </w:p>
     <w:tbl>
       <w:tblPr>
-        <w:jc w:val="left"/>
         <w:tblLayout w:type="fixed"/>
         <w:tblLook w:firstColumn="1" w:firstRow="1" w:lastColumn="0" w:lastRow="0" w:noHBand="0" w:noVBand="1" w:val="04A0"/>
         <w:tblW w:w="9866" w:type="dxa"/>
+        <w:jc w:val="left"/>
         <w:tblInd w:w="120" w:type="dxa"/>
         <w:tblCellMar>
-          <w:top w:w="100" w:type="dxa"/>
-          <w:left w:w="100" w:type="dxa"/>
-          <w:bottom w:w="100" w:type="dxa"/>
-          <w:right w:w="100" w:type="dxa"/>
+          <w:top w:w="90" w:type="dxa"/>
+          <w:left w:w="120" w:type="dxa"/>
+          <w:bottom w:w="90" w:type="dxa"/>
+          <w:right w:w="120" w:type="dxa"/>
         </w:tblCellMar>
         <w:tblBorders>
-          <w:top w:val="single" w:sz="4" w:color="ACBBB7"/>
-          <w:left w:val="single" w:sz="4" w:color="ACBBB7"/>
-          <w:bottom w:val="single" w:sz="4" w:color="ACBBB7"/>
-          <w:right w:val="single" w:sz="4" w:color="ACBBB7"/>
-          <w:insideH w:val="single" w:sz="4" w:color="ACBBB7"/>
-          <w:insideV w:val="single" w:sz="4" w:color="ACBBB7"/>
+          <w:top w:val="single" w:sz="4" w:color="B7CEC3"/>
+          <w:left w:val="single" w:sz="4" w:color="B7CEC3"/>
+          <w:bottom w:val="single" w:sz="4" w:color="B7CEC3"/>
+          <w:right w:val="single" w:sz="4" w:color="B7CEC3"/>
+          <w:insideH w:val="single" w:sz="4" w:color="B7CEC3"/>
+          <w:insideV w:val="single" w:sz="4" w:color="B7CEC3"/>
         </w:tblBorders>
       </w:tblPr>
       <w:tblGrid>
@@ -1065,17 +1214,18 @@
           <w:tcPr>
             <w:vAlign w:val="center"/>
             <w:tcW w:w="2466" w:type="dxa"/>
-            <w:shd w:fill="F7F4EC"/>
+            <w:shd w:fill="28675C" w:val="clear"/>
           </w:tcPr>
           <w:p>
             <w:pPr>
-              <w:spacing w:after="20" w:before="20"/>
+              <w:spacing w:after="60" w:before="0" w:line="257" w:lineRule="auto"/>
             </w:pPr>
             <w:r>
               <w:rPr>
+                <w:rFonts w:ascii="Arial" w:hAnsi="Arial"/>
                 <w:b/>
-                <w:color w:val="173348"/>
-                <w:sz w:val="22"/>
+                <w:color w:val="FFFFFF"/>
+                <w:sz w:val="21"/>
               </w:rPr>
               <w:t>Card / answer</w:t>
             </w:r>
@@ -1085,17 +1235,18 @@
           <w:tcPr>
             <w:vAlign w:val="center"/>
             <w:tcW w:w="7400" w:type="dxa"/>
-            <w:shd w:fill="F7F4EC"/>
+            <w:shd w:fill="28675C" w:val="clear"/>
           </w:tcPr>
           <w:p>
             <w:pPr>
-              <w:spacing w:after="20" w:before="20"/>
+              <w:spacing w:after="60" w:before="0" w:line="257" w:lineRule="auto"/>
             </w:pPr>
             <w:r>
               <w:rPr>
+                <w:rFonts w:ascii="Arial" w:hAnsi="Arial"/>
                 <w:b/>
-                <w:color w:val="173348"/>
-                <w:sz w:val="22"/>
+                <w:color w:val="FFFFFF"/>
+                <w:sz w:val="21"/>
               </w:rPr>
               <w:t>Explanation</w:t>
             </w:r>
@@ -1110,14 +1261,18 @@
           <w:tcPr>
             <w:vAlign w:val="center"/>
             <w:tcW w:w="2466" w:type="dxa"/>
+            <w:shd w:val="clear" w:fill="EDF5F0"/>
           </w:tcPr>
           <w:p>
             <w:pPr>
-              <w:spacing w:after="20" w:before="20"/>
+              <w:spacing w:after="60" w:before="0" w:line="257" w:lineRule="auto"/>
             </w:pPr>
             <w:r>
               <w:rPr>
-                <w:sz w:val="22"/>
+                <w:rFonts w:ascii="Arial" w:hAnsi="Arial"/>
+                <w:b w:val="0"/>
+                <w:color w:val="243943"/>
+                <w:sz w:val="21"/>
               </w:rPr>
               <w:t>A · TRUE</w:t>
             </w:r>
@@ -1127,14 +1282,18 @@
           <w:tcPr>
             <w:vAlign w:val="center"/>
             <w:tcW w:w="7400" w:type="dxa"/>
+            <w:shd w:val="clear" w:fill="EDF5F0"/>
           </w:tcPr>
           <w:p>
             <w:pPr>
-              <w:spacing w:after="20" w:before="20"/>
+              <w:spacing w:after="60" w:before="0" w:line="257" w:lineRule="auto"/>
             </w:pPr>
             <w:r>
               <w:rPr>
-                <w:sz w:val="22"/>
+                <w:rFonts w:ascii="Arial" w:hAnsi="Arial"/>
+                <w:b w:val="0"/>
+                <w:color w:val="243943"/>
+                <w:sz w:val="21"/>
               </w:rPr>
               <w:t>Sliding friction opposes relative sliding at the contact. For a box sliding right on a floor, friction on the box acts left. This does not mean friction is always opposite whole-object travel.</w:t>
             </w:r>
@@ -1149,14 +1308,18 @@
           <w:tcPr>
             <w:vAlign w:val="center"/>
             <w:tcW w:w="2466" w:type="dxa"/>
+            <w:shd w:val="clear" w:fill="FFFFFF"/>
           </w:tcPr>
           <w:p>
             <w:pPr>
-              <w:spacing w:after="20" w:before="20"/>
+              <w:spacing w:after="60" w:before="0" w:line="257" w:lineRule="auto"/>
             </w:pPr>
             <w:r>
               <w:rPr>
-                <w:sz w:val="22"/>
+                <w:rFonts w:ascii="Arial" w:hAnsi="Arial"/>
+                <w:b w:val="0"/>
+                <w:color w:val="243943"/>
+                <w:sz w:val="21"/>
               </w:rPr>
               <w:t>B · FALSE</w:t>
             </w:r>
@@ -1166,14 +1329,18 @@
           <w:tcPr>
             <w:vAlign w:val="center"/>
             <w:tcW w:w="7400" w:type="dxa"/>
+            <w:shd w:val="clear" w:fill="FFFFFF"/>
           </w:tcPr>
           <w:p>
             <w:pPr>
-              <w:spacing w:after="20" w:before="20"/>
+              <w:spacing w:after="60" w:before="0" w:line="257" w:lineRule="auto"/>
             </w:pPr>
             <w:r>
               <w:rPr>
-                <w:sz w:val="22"/>
+                <w:rFonts w:ascii="Arial" w:hAnsi="Arial"/>
+                <w:b w:val="0"/>
+                <w:color w:val="243943"/>
+                <w:sz w:val="21"/>
               </w:rPr>
               <w:t>Smooth surfaces can still have friction. Use the changed case of smooth rubber on smooth glass; ask for evidence about the actual pair.</w:t>
             </w:r>
@@ -1188,14 +1355,18 @@
           <w:tcPr>
             <w:vAlign w:val="center"/>
             <w:tcW w:w="2466" w:type="dxa"/>
+            <w:shd w:val="clear" w:fill="EDF5F0"/>
           </w:tcPr>
           <w:p>
             <w:pPr>
-              <w:spacing w:after="20" w:before="20"/>
+              <w:spacing w:after="60" w:before="0" w:line="257" w:lineRule="auto"/>
             </w:pPr>
             <w:r>
               <w:rPr>
-                <w:sz w:val="22"/>
+                <w:rFonts w:ascii="Arial" w:hAnsi="Arial"/>
+                <w:b w:val="0"/>
+                <w:color w:val="243943"/>
+                <w:sz w:val="21"/>
               </w:rPr>
               <w:t>C · TRUE (qualified)</w:t>
             </w:r>
@@ -1205,14 +1376,18 @@
           <w:tcPr>
             <w:vAlign w:val="center"/>
             <w:tcW w:w="7400" w:type="dxa"/>
+            <w:shd w:val="clear" w:fill="EDF5F0"/>
           </w:tcPr>
           <w:p>
             <w:pPr>
-              <w:spacing w:after="20" w:before="20"/>
+              <w:spacing w:after="60" w:before="0" w:line="257" w:lineRule="auto"/>
             </w:pPr>
             <w:r>
               <w:rPr>
-                <w:sz w:val="22"/>
+                <w:rFonts w:ascii="Arial" w:hAnsi="Arial"/>
+                <w:b w:val="0"/>
+                <w:color w:val="243943"/>
+                <w:sz w:val="21"/>
               </w:rPr>
               <w:t>Oil can reduce sliding friction in suitable lubricated contacts. It does not always do so in every mechanism. This is a reasoning card; do not use oil in class.</w:t>
             </w:r>
@@ -1227,14 +1402,18 @@
           <w:tcPr>
             <w:vAlign w:val="center"/>
             <w:tcW w:w="2466" w:type="dxa"/>
+            <w:shd w:val="clear" w:fill="FFFFFF"/>
           </w:tcPr>
           <w:p>
             <w:pPr>
-              <w:spacing w:after="20" w:before="20"/>
+              <w:spacing w:after="60" w:before="0" w:line="257" w:lineRule="auto"/>
             </w:pPr>
             <w:r>
               <w:rPr>
-                <w:sz w:val="22"/>
+                <w:rFonts w:ascii="Arial" w:hAnsi="Arial"/>
+                <w:b w:val="0"/>
+                <w:color w:val="243943"/>
+                <w:sz w:val="21"/>
               </w:rPr>
               <w:t>D · TRUE (qualified)</w:t>
             </w:r>
@@ -1244,14 +1423,18 @@
           <w:tcPr>
             <w:vAlign w:val="center"/>
             <w:tcW w:w="7400" w:type="dxa"/>
+            <w:shd w:val="clear" w:fill="FFFFFF"/>
           </w:tcPr>
           <w:p>
             <w:pPr>
-              <w:spacing w:after="20" w:before="20"/>
+              <w:spacing w:after="60" w:before="0" w:line="257" w:lineRule="auto"/>
             </w:pPr>
             <w:r>
               <w:rPr>
-                <w:sz w:val="22"/>
+                <w:rFonts w:ascii="Arial" w:hAnsi="Arial"/>
+                <w:b w:val="0"/>
+                <w:color w:val="243943"/>
+                <w:sz w:val="21"/>
               </w:rPr>
               <w:t>Walking in the usual way needs shoe–ground grip. Static friction resists the foot slipping; friction on the foot can act forwards. Avoid a universal statement about all locomotion.</w:t>
             </w:r>
@@ -1266,14 +1449,18 @@
           <w:tcPr>
             <w:vAlign w:val="center"/>
             <w:tcW w:w="2466" w:type="dxa"/>
+            <w:shd w:val="clear" w:fill="EDF5F0"/>
           </w:tcPr>
           <w:p>
             <w:pPr>
-              <w:spacing w:after="20" w:before="20"/>
+              <w:spacing w:after="60" w:before="0" w:line="257" w:lineRule="auto"/>
             </w:pPr>
             <w:r>
               <w:rPr>
-                <w:sz w:val="22"/>
+                <w:rFonts w:ascii="Arial" w:hAnsi="Arial"/>
+                <w:b w:val="0"/>
+                <w:color w:val="243943"/>
+                <w:sz w:val="21"/>
               </w:rPr>
               <w:t>E · NOT A SCIENTIFIC CLAIM</w:t>
             </w:r>
@@ -1283,14 +1470,18 @@
           <w:tcPr>
             <w:vAlign w:val="center"/>
             <w:tcW w:w="7400" w:type="dxa"/>
+            <w:shd w:val="clear" w:fill="EDF5F0"/>
           </w:tcPr>
           <w:p>
             <w:pPr>
-              <w:spacing w:after="20" w:before="20"/>
+              <w:spacing w:after="60" w:before="0" w:line="257" w:lineRule="auto"/>
             </w:pPr>
             <w:r>
               <w:rPr>
-                <w:sz w:val="22"/>
+                <w:rFonts w:ascii="Arial" w:hAnsi="Arial"/>
+                <w:b w:val="0"/>
+                <w:color w:val="243943"/>
+                <w:sz w:val="21"/>
               </w:rPr>
               <w:t>“Bad” is an unexplained value judgement. A useful claim identifies the contact, effect, intended job and evidence; friction can help or hinder.</w:t>
             </w:r>
@@ -1349,6 +1540,11 @@
       <w:pPr>
         <w:pStyle w:val="Kicker"/>
         <w:pageBreakBefore/>
+        <w:shd w:val="clear" w:fill="EDF5F0"/>
+        <w:pBdr>
+          <w:left w:val="single" w:sz="16" w:color="28675C" w:space="5"/>
+        </w:pBdr>
+        <w:ind w:left="91"/>
       </w:pPr>
       <w:r>
         <w:t>TEACHER RECORD / CONTINUATION AND SOURCES</w:t>
@@ -1393,24 +1589,24 @@
     </w:p>
     <w:tbl>
       <w:tblPr>
-        <w:jc w:val="left"/>
         <w:tblLayout w:type="fixed"/>
         <w:tblLook w:firstColumn="1" w:firstRow="1" w:lastColumn="0" w:lastRow="0" w:noHBand="0" w:noVBand="1" w:val="04A0"/>
         <w:tblW w:w="9866" w:type="dxa"/>
+        <w:jc w:val="left"/>
         <w:tblInd w:w="120" w:type="dxa"/>
         <w:tblCellMar>
-          <w:top w:w="100" w:type="dxa"/>
-          <w:left w:w="100" w:type="dxa"/>
-          <w:bottom w:w="100" w:type="dxa"/>
-          <w:right w:w="100" w:type="dxa"/>
+          <w:top w:w="90" w:type="dxa"/>
+          <w:left w:w="120" w:type="dxa"/>
+          <w:bottom w:w="90" w:type="dxa"/>
+          <w:right w:w="120" w:type="dxa"/>
         </w:tblCellMar>
         <w:tblBorders>
-          <w:top w:val="single" w:sz="4" w:color="ACBBB7"/>
-          <w:left w:val="single" w:sz="4" w:color="ACBBB7"/>
-          <w:bottom w:val="single" w:sz="4" w:color="ACBBB7"/>
-          <w:right w:val="single" w:sz="4" w:color="ACBBB7"/>
-          <w:insideH w:val="single" w:sz="4" w:color="ACBBB7"/>
-          <w:insideV w:val="single" w:sz="4" w:color="ACBBB7"/>
+          <w:top w:val="single" w:sz="4" w:color="B7CEC3"/>
+          <w:left w:val="single" w:sz="4" w:color="B7CEC3"/>
+          <w:bottom w:val="single" w:sz="4" w:color="B7CEC3"/>
+          <w:right w:val="single" w:sz="4" w:color="B7CEC3"/>
+          <w:insideH w:val="single" w:sz="4" w:color="B7CEC3"/>
+          <w:insideV w:val="single" w:sz="4" w:color="B7CEC3"/>
         </w:tblBorders>
       </w:tblPr>
       <w:tblGrid>
@@ -1426,17 +1622,18 @@
           <w:tcPr>
             <w:vAlign w:val="center"/>
             <w:tcW w:w="4933" w:type="dxa"/>
-            <w:shd w:fill="F7F4EC"/>
+            <w:shd w:fill="28675C" w:val="clear"/>
           </w:tcPr>
           <w:p>
             <w:pPr>
-              <w:spacing w:after="20" w:before="20"/>
+              <w:spacing w:after="60" w:before="0" w:line="257" w:lineRule="auto"/>
             </w:pPr>
             <w:r>
               <w:rPr>
+                <w:rFonts w:ascii="Arial" w:hAnsi="Arial"/>
                 <w:b/>
-                <w:color w:val="173348"/>
-                <w:sz w:val="22"/>
+                <w:color w:val="FFFFFF"/>
+                <w:sz w:val="21"/>
               </w:rPr>
               <w:t>Evidence</w:t>
             </w:r>
@@ -1446,17 +1643,18 @@
           <w:tcPr>
             <w:vAlign w:val="center"/>
             <w:tcW w:w="4933" w:type="dxa"/>
-            <w:shd w:fill="F7F4EC"/>
+            <w:shd w:fill="28675C" w:val="clear"/>
           </w:tcPr>
           <w:p>
             <w:pPr>
-              <w:spacing w:after="20" w:before="20"/>
+              <w:spacing w:after="60" w:before="0" w:line="257" w:lineRule="auto"/>
             </w:pPr>
             <w:r>
               <w:rPr>
+                <w:rFonts w:ascii="Arial" w:hAnsi="Arial"/>
                 <w:b/>
-                <w:color w:val="173348"/>
-                <w:sz w:val="22"/>
+                <w:color w:val="FFFFFF"/>
+                <w:sz w:val="21"/>
               </w:rPr>
               <w:t>Adult note / support given</w:t>
             </w:r>
@@ -1466,20 +1664,24 @@
       <w:tr>
         <w:trPr>
           <w:cantSplit/>
-          <w:trHeight w:val="567"/>
+          <w:trHeight w:val="567" w:hRule="atLeast"/>
         </w:trPr>
         <w:tc>
           <w:tcPr>
             <w:vAlign w:val="center"/>
             <w:tcW w:w="4933" w:type="dxa"/>
+            <w:shd w:val="clear" w:fill="FFFFFF"/>
           </w:tcPr>
           <w:p>
             <w:pPr>
-              <w:spacing w:after="20" w:before="20"/>
+              <w:spacing w:after="60" w:before="0" w:line="257" w:lineRule="auto"/>
             </w:pPr>
             <w:r>
               <w:rPr>
-                <w:sz w:val="22"/>
+                <w:rFonts w:ascii="Arial" w:hAnsi="Arial"/>
+                <w:b w:val="0"/>
+                <w:color w:val="243943"/>
+                <w:sz w:val="21"/>
               </w:rPr>
               <w:t>Explained friction at a contact</w:t>
             </w:r>
@@ -1489,14 +1691,18 @@
           <w:tcPr>
             <w:vAlign w:val="center"/>
             <w:tcW w:w="4933" w:type="dxa"/>
+            <w:shd w:val="clear" w:fill="FFFFFF"/>
           </w:tcPr>
           <w:p>
             <w:pPr>
-              <w:spacing w:after="20" w:before="20"/>
+              <w:spacing w:after="60" w:before="0" w:line="257" w:lineRule="auto"/>
             </w:pPr>
             <w:r>
               <w:rPr>
-                <w:sz w:val="22"/>
+                <w:rFonts w:ascii="Arial" w:hAnsi="Arial"/>
+                <w:b w:val="0"/>
+                <w:color w:val="243943"/>
+                <w:sz w:val="21"/>
               </w:rPr>
             </w:r>
           </w:p>
@@ -1505,20 +1711,24 @@
       <w:tr>
         <w:trPr>
           <w:cantSplit/>
-          <w:trHeight w:val="567"/>
+          <w:trHeight w:val="567" w:hRule="atLeast"/>
         </w:trPr>
         <w:tc>
           <w:tcPr>
             <w:vAlign w:val="center"/>
             <w:tcW w:w="4933" w:type="dxa"/>
+            <w:shd w:val="clear" w:fill="FFFFFF"/>
           </w:tcPr>
           <w:p>
             <w:pPr>
-              <w:spacing w:after="20" w:before="20"/>
+              <w:spacing w:after="60" w:before="0" w:line="257" w:lineRule="auto"/>
             </w:pPr>
             <w:r>
               <w:rPr>
-                <w:sz w:val="22"/>
+                <w:rFonts w:ascii="Arial" w:hAnsi="Arial"/>
+                <w:b w:val="0"/>
+                <w:color w:val="243943"/>
+                <w:sz w:val="21"/>
               </w:rPr>
               <w:t>Gave a helpful and an unhelpful example</w:t>
             </w:r>
@@ -1528,14 +1738,18 @@
           <w:tcPr>
             <w:vAlign w:val="center"/>
             <w:tcW w:w="4933" w:type="dxa"/>
+            <w:shd w:val="clear" w:fill="FFFFFF"/>
           </w:tcPr>
           <w:p>
             <w:pPr>
-              <w:spacing w:after="20" w:before="20"/>
+              <w:spacing w:after="60" w:before="0" w:line="257" w:lineRule="auto"/>
             </w:pPr>
             <w:r>
               <w:rPr>
-                <w:sz w:val="22"/>
+                <w:rFonts w:ascii="Arial" w:hAnsi="Arial"/>
+                <w:b w:val="0"/>
+                <w:color w:val="243943"/>
+                <w:sz w:val="21"/>
               </w:rPr>
             </w:r>
           </w:p>
@@ -1544,20 +1758,24 @@
       <w:tr>
         <w:trPr>
           <w:cantSplit/>
-          <w:trHeight w:val="567"/>
+          <w:trHeight w:val="567" w:hRule="atLeast"/>
         </w:trPr>
         <w:tc>
           <w:tcPr>
             <w:vAlign w:val="center"/>
             <w:tcW w:w="4933" w:type="dxa"/>
+            <w:shd w:val="clear" w:fill="FFFFFF"/>
           </w:tcPr>
           <w:p>
             <w:pPr>
-              <w:spacing w:after="20" w:before="20"/>
+              <w:spacing w:after="60" w:before="0" w:line="257" w:lineRule="auto"/>
             </w:pPr>
             <w:r>
               <w:rPr>
-                <w:sz w:val="22"/>
+                <w:rFonts w:ascii="Arial" w:hAnsi="Arial"/>
+                <w:b w:val="0"/>
+                <w:color w:val="243943"/>
+                <w:sz w:val="21"/>
               </w:rPr>
               <w:t>Predicted / discussed the demonstration</w:t>
             </w:r>
@@ -1567,14 +1785,18 @@
           <w:tcPr>
             <w:vAlign w:val="center"/>
             <w:tcW w:w="4933" w:type="dxa"/>
+            <w:shd w:val="clear" w:fill="FFFFFF"/>
           </w:tcPr>
           <w:p>
             <w:pPr>
-              <w:spacing w:after="20" w:before="20"/>
+              <w:spacing w:after="60" w:before="0" w:line="257" w:lineRule="auto"/>
             </w:pPr>
             <w:r>
               <w:rPr>
-                <w:sz w:val="22"/>
+                <w:rFonts w:ascii="Arial" w:hAnsi="Arial"/>
+                <w:b w:val="0"/>
+                <w:color w:val="243943"/>
+                <w:sz w:val="21"/>
               </w:rPr>
             </w:r>
           </w:p>
@@ -1583,20 +1805,24 @@
       <w:tr>
         <w:trPr>
           <w:cantSplit/>
-          <w:trHeight w:val="567"/>
+          <w:trHeight w:val="567" w:hRule="atLeast"/>
         </w:trPr>
         <w:tc>
           <w:tcPr>
             <w:vAlign w:val="center"/>
             <w:tcW w:w="4933" w:type="dxa"/>
+            <w:shd w:val="clear" w:fill="FFFFFF"/>
           </w:tcPr>
           <w:p>
             <w:pPr>
-              <w:spacing w:after="20" w:before="20"/>
+              <w:spacing w:after="60" w:before="0" w:line="257" w:lineRule="auto"/>
             </w:pPr>
             <w:r>
               <w:rPr>
-                <w:sz w:val="22"/>
+                <w:rFonts w:ascii="Arial" w:hAnsi="Arial"/>
+                <w:b w:val="0"/>
+                <w:color w:val="243943"/>
+                <w:sz w:val="21"/>
               </w:rPr>
               <w:t>Own practical performed?</w:t>
             </w:r>
@@ -1606,14 +1832,18 @@
           <w:tcPr>
             <w:vAlign w:val="center"/>
             <w:tcW w:w="4933" w:type="dxa"/>
+            <w:shd w:val="clear" w:fill="FFFFFF"/>
           </w:tcPr>
           <w:p>
             <w:pPr>
-              <w:spacing w:after="20" w:before="20"/>
+              <w:spacing w:after="60" w:before="0" w:line="257" w:lineRule="auto"/>
             </w:pPr>
             <w:r>
               <w:rPr>
-                <w:sz w:val="22"/>
+                <w:rFonts w:ascii="Arial" w:hAnsi="Arial"/>
+                <w:b w:val="0"/>
+                <w:color w:val="243943"/>
+                <w:sz w:val="21"/>
               </w:rPr>
               <w:t>Not inferred from watching a model or demonstration.</w:t>
             </w:r>
@@ -1683,7 +1913,7 @@
       <w:headerReference w:type="default" r:id="rId9"/>
       <w:footerReference w:type="default" r:id="rId10"/>
       <w:pgSz w:w="11906" w:h="16838"/>
-      <w:pgMar w:top="1020" w:right="1020" w:bottom="1020" w:left="1020" w:header="369" w:footer="369" w:gutter="0"/>
+      <w:pgMar w:top="1020" w:right="1020" w:bottom="1020" w:left="1020" w:header="340" w:footer="340" w:gutter="0"/>
       <w:cols w:space="720"/>
       <w:docGrid w:linePitch="360"/>
     </w:sectPr>
@@ -1696,11 +1926,27 @@
   <w:p>
     <w:pPr>
       <w:pStyle w:val="Small"/>
+      <w:pBdr>
+        <w:top w:val="single" w:sz="4" w:color="B7CEC3" w:space="5"/>
+      </w:pBdr>
     </w:pPr>
     <w:r>
+      <w:rPr>
+        <w:rFonts w:ascii="Arial" w:hAnsi="Arial"/>
+        <w:b w:val="0"/>
+        <w:color w:val="56686C"/>
+        <w:sz w:val="17"/>
+      </w:rPr>
       <w:t xml:space="preserve">Autumn 1 · Week 3 · Lesson A  |  Teacher materials  |  </w:t>
     </w:r>
-    <w:r/>
+    <w:r>
+      <w:rPr>
+        <w:rFonts w:ascii="Arial" w:hAnsi="Arial"/>
+        <w:b w:val="0"/>
+        <w:color w:val="56686C"/>
+        <w:sz w:val="17"/>
+      </w:rPr>
+    </w:r>
     <w:fldSimple w:instr="PAGE"/>
   </w:p>
 </w:ftr>
@@ -1711,8 +1957,18 @@
   <w:p>
     <w:pPr>
       <w:pStyle w:val="Kicker"/>
+      <w:spacing w:after="100"/>
+      <w:pBdr>
+        <w:bottom w:val="single" w:sz="7" w:color="28675C" w:space="5"/>
+      </w:pBdr>
     </w:pPr>
     <w:r>
+      <w:rPr>
+        <w:rFonts w:ascii="Arial" w:hAnsi="Arial"/>
+        <w:b/>
+        <w:color w:val="28675C"/>
+        <w:sz w:val="19"/>
+      </w:rPr>
       <w:t>MADE BY MATT  /  GROW SCIENCE</w:t>
     </w:r>
   </w:p>
@@ -2083,12 +2339,13 @@
     <w:qFormat/>
     <w:rsid w:val="00FC693F"/>
     <w:pPr>
-      <w:spacing w:before="0" w:after="120" w:line="250" w:lineRule="auto"/>
+      <w:widowControl/>
+      <w:spacing w:before="0" w:after="80" w:line="245" w:lineRule="auto"/>
     </w:pPr>
     <w:rPr>
       <w:rFonts w:ascii="Arial" w:hAnsi="Arial" w:eastAsia="Arial" w:cs="Arial"/>
       <w:b w:val="0"/>
-      <w:color w:val="25343E"/>
+      <w:color w:val="243943"/>
       <w:sz w:val="22"/>
     </w:rPr>
   </w:style>
@@ -2147,15 +2404,19 @@
     <w:pPr>
       <w:keepNext/>
       <w:keepLines/>
-      <w:spacing w:before="220" w:after="120" w:line="250" w:lineRule="auto"/>
+      <w:widowControl/>
+      <w:spacing w:before="160" w:after="80" w:line="250" w:lineRule="auto"/>
       <w:outlineLvl w:val="0"/>
+      <w:pBdr>
+        <w:bottom w:val="single" w:sz="4" w:color="B7CEC3" w:space="3"/>
+      </w:pBdr>
     </w:pPr>
     <w:rPr>
       <w:rFonts w:ascii="Arial" w:hAnsi="Arial" w:eastAsia="Arial" w:cs="Arial"/>
       <w:b/>
       <w:bCs/>
       <w:color w:val="28675C"/>
-      <w:sz w:val="32"/>
+      <w:sz w:val="28"/>
       <w:szCs w:val="28"/>
     </w:rPr>
   </w:style>
@@ -2171,7 +2432,8 @@
     <w:pPr>
       <w:keepNext/>
       <w:keepLines/>
-      <w:spacing w:before="140" w:after="120" w:line="250" w:lineRule="auto"/>
+      <w:widowControl/>
+      <w:spacing w:before="120" w:after="60" w:line="252" w:lineRule="auto"/>
       <w:outlineLvl w:val="1"/>
     </w:pPr>
     <w:rPr>
@@ -2179,7 +2441,7 @@
       <w:b/>
       <w:bCs/>
       <w:color w:val="173348"/>
-      <w:sz w:val="24"/>
+      <w:sz w:val="23"/>
       <w:szCs w:val="26"/>
     </w:rPr>
   </w:style>
@@ -2434,12 +2696,13 @@
     <w:rsid w:val="00FC693F"/>
     <w:pPr>
       <w:keepNext/>
-      <w:spacing w:after="120" w:line="250" w:lineRule="auto" w:before="0"/>
+      <w:widowControl/>
+      <w:spacing w:after="140" w:line="245" w:lineRule="auto" w:before="0"/>
       <w:contextualSpacing/>
     </w:pPr>
     <w:rPr>
       <w:rFonts w:ascii="Arial" w:hAnsi="Arial" w:eastAsia="Arial" w:cs="Arial"/>
-      <w:b w:val="0"/>
+      <w:b/>
       <w:color w:val="173348"/>
       <w:spacing w:val="5"/>
       <w:kern w:val="28"/>
@@ -2472,19 +2735,20 @@
     <w:rsid w:val="00FC693F"/>
     <w:pPr>
       <w:keepNext/>
+      <w:widowControl/>
       <w:numPr>
         <w:ilvl w:val="1"/>
       </w:numPr>
-      <w:spacing w:before="0" w:after="120" w:line="250" w:lineRule="auto"/>
+      <w:spacing w:before="0" w:after="160" w:line="259" w:lineRule="auto"/>
     </w:pPr>
     <w:rPr>
       <w:rFonts w:ascii="Arial" w:hAnsi="Arial" w:eastAsia="Arial" w:cs="Arial"/>
       <w:b w:val="0"/>
-      <w:i/>
+      <w:i w:val="0"/>
       <w:iCs/>
-      <w:color w:val="53626A"/>
+      <w:color w:val="56686C"/>
       <w:spacing w:val="15"/>
-      <w:sz w:val="24"/>
+      <w:sz w:val="23"/>
       <w:szCs w:val="24"/>
     </w:rPr>
   </w:style>
@@ -13779,7 +14043,9 @@
   <w:style w:type="paragraph" w:customStyle="1" w:styleId="Kicker">
     <w:name w:val="Kicker"/>
     <w:pPr>
-      <w:spacing w:before="0" w:after="120" w:line="250" w:lineRule="auto"/>
+      <w:keepNext/>
+      <w:widowControl/>
+      <w:spacing w:before="0" w:after="120" w:line="245" w:lineRule="auto"/>
     </w:pPr>
     <w:rPr>
       <w:rFonts w:ascii="Arial" w:hAnsi="Arial" w:eastAsia="Arial" w:cs="Arial"/>
@@ -13791,36 +14057,48 @@
   <w:style w:type="paragraph" w:customStyle="1" w:styleId="Small">
     <w:name w:val="Small"/>
     <w:pPr>
-      <w:spacing w:before="0" w:after="120" w:line="250" w:lineRule="auto"/>
+      <w:widowControl/>
+      <w:spacing w:before="0" w:after="100" w:line="257" w:lineRule="auto"/>
     </w:pPr>
     <w:rPr>
       <w:rFonts w:ascii="Arial" w:hAnsi="Arial" w:eastAsia="Arial" w:cs="Arial"/>
       <w:b w:val="0"/>
-      <w:color w:val="53626A"/>
+      <w:color w:val="56686C"/>
       <w:sz w:val="18"/>
     </w:rPr>
   </w:style>
   <w:style w:type="paragraph" w:customStyle="1" w:styleId="ResponseLine">
     <w:name w:val="ResponseLine"/>
     <w:pPr>
+      <w:widowControl/>
       <w:spacing w:before="0" w:after="0" w:line="440" w:lineRule="exact"/>
+      <w:pBdr>
+        <w:bottom w:val="single" w:sz="4" w:color="B7CEC3" w:space="0"/>
+        <w:between w:val="single" w:sz="4" w:color="B7CEC3" w:space="0"/>
+      </w:pBdr>
     </w:pPr>
     <w:rPr>
       <w:rFonts w:ascii="Arial" w:hAnsi="Arial" w:eastAsia="Arial" w:cs="Arial"/>
       <w:b w:val="0"/>
-      <w:color w:val="25343E"/>
+      <w:color w:val="243943"/>
       <w:sz w:val="24"/>
     </w:rPr>
   </w:style>
   <w:style w:type="paragraph" w:customStyle="1" w:styleId="Callout">
     <w:name w:val="Callout"/>
     <w:pPr>
-      <w:spacing w:before="120" w:after="160" w:line="250" w:lineRule="auto"/>
+      <w:widowControl/>
+      <w:spacing w:before="140" w:after="180" w:line="264" w:lineRule="auto"/>
+      <w:shd w:val="clear" w:fill="EDF5F0"/>
+      <w:pBdr>
+        <w:left w:val="single" w:sz="20" w:color="28675C" w:space="7"/>
+      </w:pBdr>
+      <w:ind w:left="136" w:right="91"/>
     </w:pPr>
     <w:rPr>
       <w:rFonts w:ascii="Arial" w:hAnsi="Arial" w:eastAsia="Arial" w:cs="Arial"/>
       <w:b w:val="0"/>
-      <w:color w:val="25343E"/>
+      <w:color w:val="243943"/>
       <w:sz w:val="22"/>
     </w:rPr>
   </w:style>
